--- a/仕様書.docx
+++ b/仕様書.docx
@@ -257,49 +257,6 @@
         </w:tc>
       </w:tr>
     </w:tbl>
-    <w:p>
-      <w:pPr>
-        <w:pStyle w:val="BodyPara"/>
-      </w:pPr>
-      <w:r>
-        <w:br w:type="page"/>
-      </w:r>
-    </w:p>
-    <w:p>
-      <w:pPr>
-        <w:pStyle w:val="BodyPara"/>
-        <w:spacing w:after="240"/>
-      </w:pPr>
-      <w:r>
-        <w:rPr>
-          <w:rFonts w:ascii="Meiryo" w:cs="Meiryo" w:eastAsia="Meiryo" w:hAnsi="Meiryo"/>
-          <w:b/>
-          <w:bCs/>
-          <w:sz w:val="28"/>
-          <w:szCs w:val="28"/>
-        </w:rPr>
-        <w:t xml:space="preserve">目次</w:t>
-      </w:r>
-    </w:p>
-    <w:sdt>
-      <w:sdtPr>
-        <w:alias w:val="目次"/>
-      </w:sdtPr>
-      <w:sdtContent>
-        <w:p>
-          <w:r>
-            <w:fldChar w:fldCharType="begin" w:dirty="true"/>
-            <w:instrText xml:space="preserve">TOC \h \o "1-2"</w:instrText>
-            <w:fldChar w:fldCharType="separate"/>
-          </w:r>
-        </w:p>
-        <w:p>
-          <w:r>
-            <w:fldChar w:fldCharType="end"/>
-          </w:r>
-        </w:p>
-      </w:sdtContent>
-    </w:sdt>
     <w:p>
       <w:pPr>
         <w:pStyle w:val="BodyPara"/>

--- a/仕様書.docx
+++ b/仕様書.docx
@@ -384,7 +384,7 @@
         <w:rPr>
           <w:rFonts w:ascii="Meiryo" w:cs="Meiryo" w:eastAsia="Meiryo" w:hAnsi="Meiryo"/>
         </w:rPr>
-        <w:t xml:space="preserve">対応画像形式: JPG／JPEG／PNG／HEIC／HEIF。1商品あたり9〜12枚。</w:t>
+        <w:t xml:space="preserve">対応画像形式: JPG／JPEG／PNG／HEIC／HEIF。1商品あたり9〜14枚。</w:t>
       </w:r>
     </w:p>
     <w:p>
@@ -732,7 +732,7 @@
                 <w:sz w:val="20"/>
                 <w:szCs w:val="20"/>
               </w:rPr>
-              <w:t xml:space="preserve">10〜12枚目</w:t>
+              <w:t xml:space="preserve">10〜14枚目</w:t>
             </w:r>
           </w:p>
         </w:tc>
@@ -765,7 +765,7 @@
                 <w:sz w:val="20"/>
                 <w:szCs w:val="20"/>
               </w:rPr>
-              <w:t xml:space="preserve">コメントシール（最大3枚・順不同）</w:t>
+              <w:t xml:space="preserve">コメントシール（最大5枚・順不同）</w:t>
             </w:r>
           </w:p>
         </w:tc>
@@ -806,7 +806,7 @@
         <w:rPr>
           <w:rFonts w:ascii="Meiryo" w:cs="Meiryo" w:eastAsia="Meiryo" w:hAnsi="Meiryo"/>
         </w:rPr>
-        <w:t xml:space="preserve">AIが解析するのは最大5枚（正面・斜め・裏蓋・コメントシール最大3枚）です。</w:t>
+        <w:t xml:space="preserve">AIが解析するのは最大8枚（正面・斜め・裏蓋・コメントシール最大5枚）です。</w:t>
       </w:r>
     </w:p>
     <w:p>
@@ -6178,7 +6178,7 @@
                 <w:sz w:val="20"/>
                 <w:szCs w:val="20"/>
               </w:rPr>
-              <w:t xml:space="preserve">コメントシールから取得</w:t>
+              <w:t xml:space="preserve">コメントシールから取得（＃コメント。複数枚・1枚内に複数記載でも全て連結）</w:t>
             </w:r>
           </w:p>
         </w:tc>
@@ -6279,7 +6279,7 @@
                 <w:sz w:val="20"/>
                 <w:szCs w:val="20"/>
               </w:rPr>
-              <w:t xml:space="preserve">コメントシールから取得</w:t>
+              <w:t xml:space="preserve">コメントシールから取得（複数の場合は「 / 」区切りで連結）</w:t>
             </w:r>
           </w:p>
         </w:tc>

--- a/仕様書.docx
+++ b/仕様書.docx
@@ -115,7 +115,7 @@
                 <w:sz w:val="20"/>
                 <w:szCs w:val="20"/>
               </w:rPr>
-              <w:t xml:space="preserve">v1.0</w:t>
+              <w:t xml:space="preserve">v1.1</w:t>
             </w:r>
           </w:p>
         </w:tc>
@@ -183,7 +183,7 @@
                 <w:sz w:val="20"/>
                 <w:szCs w:val="20"/>
               </w:rPr>
-              <w:t xml:space="preserve">2026年7月10日</w:t>
+              <w:t xml:space="preserve">2026年7月24日</w:t>
             </w:r>
           </w:p>
         </w:tc>
@@ -1157,7 +1157,7 @@
                 <w:sz w:val="20"/>
                 <w:szCs w:val="20"/>
               </w:rPr>
-              <w:t xml:space="preserve">裏蓋刻印で整合確認（4.1参照）</w:t>
+              <w:t xml:space="preserve">文字盤最優先。判読不可時のみ裏蓋で補完（4.1参照）</w:t>
             </w:r>
           </w:p>
         </w:tc>
@@ -1258,7 +1258,7 @@
                 <w:sz w:val="20"/>
                 <w:szCs w:val="20"/>
               </w:rPr>
-              <w:t xml:space="preserve">裏蓋採用時は裏蓋。正規化あり（4.4参照）</w:t>
+              <w:t xml:space="preserve">文字盤優先。裏蓋補完時は裏蓋。正規化あり（4.4参照）</w:t>
             </w:r>
           </w:p>
         </w:tc>
@@ -2620,7 +2620,7 @@
         <w:rPr>
           <w:rFonts w:ascii="Meiryo" w:cs="Meiryo" w:eastAsia="Meiryo" w:hAnsi="Meiryo"/>
         </w:rPr>
-        <w:t xml:space="preserve">原則として文字盤（正面画像）の表記を採用します。</w:t>
+        <w:t xml:space="preserve">文字盤（正面画像）の表記を最優先で採用します。文字盤からブランドが読み取れた場合、裏蓋刻印による上書きは行いません。</w:t>
       </w:r>
     </w:p>
     <w:p>
@@ -2636,7 +2636,7 @@
         <w:rPr>
           <w:rFonts w:ascii="Meiryo" w:cs="Meiryo" w:eastAsia="Meiryo" w:hAnsi="Meiryo"/>
         </w:rPr>
-        <w:t xml:space="preserve">正面と裏蓋刻印が異なり、裏蓋が製品ブランドである場合は裏蓋刻印を採用します（例: 正面をTAG HEUERと誤読しても、裏蓋のELGIN刻印を採用）。</w:t>
+        <w:t xml:space="preserve">文字盤からブランドが読み取れなかった場合のみ、裏蓋刻印を補助的に採用します。この場合も、mapping.xlsxに登録済みのブランド（正規名・別名）に一致する刻印のみを採用します。</w:t>
       </w:r>
     </w:p>
     <w:p>
@@ -2652,7 +2652,7 @@
         <w:rPr>
           <w:rFonts w:ascii="Meiryo" w:cs="Meiryo" w:eastAsia="Meiryo" w:hAnsi="Meiryo"/>
         </w:rPr>
-        <w:t xml:space="preserve">ただし裏蓋がムーブメント製造元名（CITIZEN、MIYOTA、SEIKO、ORIENT、ETA等）の場合は採用しません（例: RONSON製品の内部CITIZEN刻印）。</w:t>
+        <w:t xml:space="preserve">裏蓋にはケースメーカー刻印（□STAR等）・ベルト部品メーカー刻印・シリーズ名など、製品ブランドではない文字が刻印されることがあるため、登録外の文字列は採用せず空欄とします（処理ステータスで人手確認対象になります）。</w:t>
       </w:r>
     </w:p>
     <w:p>
@@ -2668,7 +2668,7 @@
         <w:rPr>
           <w:rFonts w:ascii="Meiryo" w:cs="Meiryo" w:eastAsia="Meiryo" w:hAnsi="Meiryo"/>
         </w:rPr>
-        <w:t xml:space="preserve">裏蓋刻印の読み取りが不安定な場合（複数回読んで一致しない場合）は採用せず、正面の判定を維持します（ノイズによる誤上書き防止）。</w:t>
+        <w:t xml:space="preserve">制限: 文字盤の表記をAIが誤読した場合はそのまま出力されます（裏蓋刻印による自動是正は行いません。目視確認で修正してください）。</w:t>
       </w:r>
     </w:p>
     <w:p>
@@ -8352,7 +8352,7 @@
                 <w:sz w:val="20"/>
                 <w:szCs w:val="20"/>
               </w:rPr>
-              <w:t xml:space="preserve">一括送信によりAPI料金が50%割引になります。全機能有効。条件付きの追い読み（裏蓋ブランド再確認・型番再読み取り・スローガン判定）のみ通常料金ですが、発生はまれでコスト影響は軽微です。</w:t>
+              <w:t xml:space="preserve">一括送信によりAPI料金が50%割引になります。全機能有効。条件付きの追い読み（型番再読み取り・スローガン判定）のみ通常料金ですが、発生はまれでコスト影響は軽微です。</w:t>
             </w:r>
           </w:p>
         </w:tc>

--- a/仕様書.docx
+++ b/仕様書.docx
@@ -115,7 +115,7 @@
                 <w:sz w:val="20"/>
                 <w:szCs w:val="20"/>
               </w:rPr>
-              <w:t xml:space="preserve">v1.1</w:t>
+              <w:t xml:space="preserve">v1.2</w:t>
             </w:r>
           </w:p>
         </w:tc>
@@ -183,7 +183,7 @@
                 <w:sz w:val="20"/>
                 <w:szCs w:val="20"/>
               </w:rPr>
-              <w:t xml:space="preserve">2026年7月24日</w:t>
+              <w:t xml:space="preserve">2026年7月30日</w:t>
             </w:r>
           </w:p>
         </w:tc>
@@ -1157,7 +1157,7 @@
                 <w:sz w:val="20"/>
                 <w:szCs w:val="20"/>
               </w:rPr>
-              <w:t xml:space="preserve">文字盤最優先。判読不可時のみ裏蓋で補完（4.1参照）</w:t>
+              <w:t xml:space="preserve">文字盤の文字表記を最優先。文字が無い場合は推定せず空欄（4.1参照）</w:t>
             </w:r>
           </w:p>
         </w:tc>
@@ -2620,7 +2620,7 @@
         <w:rPr>
           <w:rFonts w:ascii="Meiryo" w:cs="Meiryo" w:eastAsia="Meiryo" w:hAnsi="Meiryo"/>
         </w:rPr>
-        <w:t xml:space="preserve">文字盤（正面画像）の表記を最優先で採用します。文字盤からブランドが読み取れた場合、裏蓋刻印による上書きは行いません。</w:t>
+        <w:t xml:space="preserve">文字盤（正面画像）に文字として印字・刻印されたブランド名のみを採用します（最優先）。図形ロゴ・ケース形状・デザインの雰囲気からの推定は行いません。文字盤からブランドが読み取れた場合、裏蓋刻印による上書きは行いません。</w:t>
       </w:r>
     </w:p>
     <w:p>
@@ -2668,7 +2668,7 @@
         <w:rPr>
           <w:rFonts w:ascii="Meiryo" w:cs="Meiryo" w:eastAsia="Meiryo" w:hAnsi="Meiryo"/>
         </w:rPr>
-        <w:t xml:space="preserve">制限: 文字盤の表記をAIが誤読した場合はそのまま出力されます（裏蓋刻印による自動是正は行いません。目視確認で修正してください）。</w:t>
+        <w:t xml:space="preserve">制限: 文字盤の表記をAIが誤読した場合はそのまま出力されます（裏蓋刻印による自動是正は行いません。目視確認で修正してください）。文字盤・裏蓋のどちらからもブランドを採用できなかった商品は、ブランドを空欄とし、処理ステータスに「ブランド判読不可」を記録します（人手確認の目印）。</w:t>
       </w:r>
     </w:p>
     <w:p>
@@ -2684,7 +2684,7 @@
         <w:rPr>
           <w:rFonts w:ascii="Meiryo" w:cs="Meiryo" w:eastAsia="Meiryo" w:hAnsi="Meiryo"/>
         </w:rPr>
-        <w:t xml:space="preserve">制限: 文字盤・裏蓋のどちらにもブランド表記が無い商品は、デザインからの推定となり誤りが生じることがあります。</w:t>
+        <w:t xml:space="preserve">補足: 従来仕様にあった「ブランド表記が無い商品のデザインからの推定」は行いません（v1.2で廃止）。</w:t>
       </w:r>
     </w:p>
     <w:p>
@@ -6421,7 +6421,7 @@
         <w:rPr>
           <w:rFonts w:ascii="Meiryo" w:cs="Meiryo" w:eastAsia="Meiryo" w:hAnsi="Meiryo"/>
         </w:rPr>
-        <w:t xml:space="preserve">処理ステータスには「正常」、または「針数コメント無し」「カテゴリ未確定」等の警告/エラーが併記されます。人手確認対象を機械的に絞り込むための目印です。</w:t>
+        <w:t xml:space="preserve">処理ステータスには「正常」、または「針数コメント無し」「カテゴリ未確定」「ブランド判読不可」等の警告/エラーが併記されます。人手確認対象を機械的に絞り込むための目印です。</w:t>
       </w:r>
     </w:p>
     <w:p>
@@ -8486,7 +8486,7 @@
         <w:rPr>
           <w:rFonts w:ascii="Meiryo" w:cs="Meiryo" w:eastAsia="Meiryo" w:hAnsi="Meiryo"/>
         </w:rPr>
-        <w:t xml:space="preserve">ブランド表記が皆無の商品はデザインからの推定となり、誤りが生じることがあります。</w:t>
+        <w:t xml:space="preserve">ブランド表記が皆無の商品はブランドが空欄となり、処理ステータス「ブランド判読不可」で機械的に抽出できます（デザインからの推定は行いません）。</w:t>
       </w:r>
     </w:p>
     <w:p>

--- a/仕様書.docx
+++ b/仕様書.docx
@@ -115,7 +115,7 @@
                 <w:sz w:val="20"/>
                 <w:szCs w:val="20"/>
               </w:rPr>
-              <w:t xml:space="preserve">v1.2</w:t>
+              <w:t xml:space="preserve">v1.3</w:t>
             </w:r>
           </w:p>
         </w:tc>
@@ -183,7 +183,7 @@
                 <w:sz w:val="20"/>
                 <w:szCs w:val="20"/>
               </w:rPr>
-              <w:t xml:space="preserve">2026年7月30日</w:t>
+              <w:t xml:space="preserve">2026年8月5日</w:t>
             </w:r>
           </w:p>
         </w:tc>
@@ -8655,7 +8655,7 @@
                 <w:sz w:val="20"/>
                 <w:szCs w:val="20"/>
               </w:rPr>
-              <w:t xml:space="preserve">正解一覧30商品</w:t>
+              <w:t xml:space="preserve">正解一覧32商品</w:t>
             </w:r>
           </w:p>
         </w:tc>
@@ -8688,7 +8688,7 @@
                 <w:sz w:val="20"/>
                 <w:szCs w:val="20"/>
               </w:rPr>
-              <w:t xml:space="preserve">ブランド100%・型番90%（判読可能分）・本体色97%・文字盤色87%</w:t>
+              <w:t xml:space="preserve">ブランド 判読可能分100%（32件中31件。残る1件は文字盤・裏蓋にブランド表記が無く、仕様どおり「ブランド判読不可」）・シリーズ88%・型番88%（判読困難な刻印を含む）・本体色97%・文字盤色90%</w:t>
             </w:r>
           </w:p>
         </w:tc>
@@ -8777,7 +8777,7 @@
         <w:rPr>
           <w:rFonts w:ascii="Meiryo" w:cs="Meiryo" w:eastAsia="Meiryo" w:hAnsi="Meiryo"/>
         </w:rPr>
-        <w:t xml:space="preserve">※精度は対象商品・画像条件により変動します。</w:t>
+        <w:t xml:space="preserve">※精度は対象商品・画像条件により変動します。2026年8月、AIモデルをGoogle Gemini 3系（後継モデル）へ移行し、64商品の再検証で上記精度の維持（シリーズ・文字盤色は改善）およびバッチ処理50%割引の継続を確認済みです。</w:t>
       </w:r>
     </w:p>
     <w:sectPr>
